--- a/bok/BOKRD5.docx
+++ b/bok/BOKRD5.docx
@@ -6580,19 +6580,141 @@
         <w:spacing w:lineRule="auto" w:line="276"/>
         <w:jc w:val="left"/>
         <w:rPr>
-          <w:rFonts w:ascii="Times New Roman" w:hAnsi="Times New Roman"/>
-        </w:rPr>
-      </w:pPr>
-      <w:r>
-        <w:rPr>
-          <w:rFonts w:ascii="Times New Roman" w:hAnsi="Times New Roman"/>
-          <w:b w:val="false"/>
-          <w:bCs w:val="false"/>
-          <w:color w:val="000000"/>
-          <w:sz w:val="24"/>
-          <w:szCs w:val="24"/>
-          <w:u w:val="none"/>
-          <w:shd w:fill="auto" w:val="clear"/>
+          <w:color w:val="auto"/>
+          <w:highlight w:val="none"/>
+          <w:shd w:fill="81D41A" w:val="clear"/>
+        </w:rPr>
+      </w:pPr>
+      <w:r>
+        <w:rPr>
+          <w:rFonts w:ascii="Times New Roman" w:hAnsi="Times New Roman"/>
+          <w:color w:val="auto"/>
+          <w:shd w:fill="81D41A" w:val="clear"/>
+        </w:rPr>
+        <w:t>If you ever feel discouraged by the fact there are so many talented people that have already discovered many things about knowledge and existence in every field and industry, and the though that perhaps there might not be anything left for you to do, don’t be. There is an extensive amount of work for you in every area imaginable, just undiscovered, hidden under the surface. If only you could open your perception to it and see the abundance of life. There is enough life for all. There is so much work ahead.</w:t>
+      </w:r>
+    </w:p>
+    <w:p>
+      <w:pPr>
+        <w:pStyle w:val="Normal"/>
+        <w:bidi w:val="0"/>
+        <w:spacing w:lineRule="auto" w:line="276"/>
+        <w:jc w:val="left"/>
+        <w:rPr>
+          <w:rFonts w:ascii="Times New Roman" w:hAnsi="Times New Roman"/>
+          <w:color w:val="auto"/>
+          <w:highlight w:val="none"/>
+          <w:shd w:fill="81D41A" w:val="clear"/>
+        </w:rPr>
+      </w:pPr>
+      <w:r>
+        <w:rPr>
+          <w:rFonts w:ascii="Times New Roman" w:hAnsi="Times New Roman"/>
+          <w:color w:val="auto"/>
+          <w:shd w:fill="81D41A" w:val="clear"/>
+        </w:rPr>
+      </w:r>
+    </w:p>
+    <w:p>
+      <w:pPr>
+        <w:pStyle w:val="Normal"/>
+        <w:bidi w:val="0"/>
+        <w:spacing w:lineRule="auto" w:line="276"/>
+        <w:jc w:val="left"/>
+        <w:rPr>
+          <w:color w:val="auto"/>
+          <w:highlight w:val="none"/>
+          <w:shd w:fill="81D41A" w:val="clear"/>
+        </w:rPr>
+      </w:pPr>
+      <w:r>
+        <w:rPr>
+          <w:rFonts w:ascii="Times New Roman" w:hAnsi="Times New Roman"/>
+          <w:color w:val="auto"/>
+          <w:shd w:fill="81D41A" w:val="clear"/>
+        </w:rPr>
+        <w:t>As wise people have mentioned, it is important to take your own advice. For example, if you advise that proper word choice is of peak importance to human relations, then ensuring that your Self-regulation can always detect when you are using wrong words, before you do so, is also of peak importance.??</w:t>
+      </w:r>
+    </w:p>
+    <w:p>
+      <w:pPr>
+        <w:pStyle w:val="Normal"/>
+        <w:bidi w:val="0"/>
+        <w:spacing w:lineRule="auto" w:line="276"/>
+        <w:jc w:val="left"/>
+        <w:rPr>
+          <w:rFonts w:ascii="Times New Roman" w:hAnsi="Times New Roman"/>
+          <w:color w:val="auto"/>
+          <w:highlight w:val="none"/>
+          <w:shd w:fill="81D41A" w:val="clear"/>
+        </w:rPr>
+      </w:pPr>
+      <w:r>
+        <w:rPr>
+          <w:rFonts w:ascii="Times New Roman" w:hAnsi="Times New Roman"/>
+          <w:color w:val="auto"/>
+          <w:shd w:fill="81D41A" w:val="clear"/>
+        </w:rPr>
+      </w:r>
+    </w:p>
+    <w:p>
+      <w:pPr>
+        <w:pStyle w:val="Normal"/>
+        <w:bidi w:val="0"/>
+        <w:spacing w:lineRule="auto" w:line="276"/>
+        <w:jc w:val="left"/>
+        <w:rPr>
+          <w:color w:val="auto"/>
+          <w:highlight w:val="none"/>
+          <w:shd w:fill="81D41A" w:val="clear"/>
+        </w:rPr>
+      </w:pPr>
+      <w:r>
+        <w:rPr>
+          <w:color w:val="auto"/>
+          <w:shd w:fill="81D41A" w:val="clear"/>
+        </w:rPr>
+        <w:t xml:space="preserve">Remember not to leave your room when in an irritability state. Let the day go by rather than affect others. Not until you can understand why and resolve it for yourself or request help with it, should you deal with others. </w:t>
+      </w:r>
+    </w:p>
+    <w:p>
+      <w:pPr>
+        <w:pStyle w:val="Normal"/>
+        <w:bidi w:val="0"/>
+        <w:spacing w:lineRule="auto" w:line="276"/>
+        <w:jc w:val="left"/>
+        <w:rPr>
+          <w:rFonts w:ascii="Times New Roman" w:hAnsi="Times New Roman"/>
+        </w:rPr>
+      </w:pPr>
+      <w:r>
+        <w:rPr>
+          <w:rFonts w:ascii="Times New Roman" w:hAnsi="Times New Roman"/>
+        </w:rPr>
+      </w:r>
+    </w:p>
+    <w:p>
+      <w:pPr>
+        <w:pStyle w:val="Normal"/>
+        <w:bidi w:val="0"/>
+        <w:spacing w:lineRule="auto" w:line="276"/>
+        <w:jc w:val="left"/>
+        <w:rPr>
+          <w:color w:val="FFFFFF"/>
+          <w:highlight w:val="none"/>
+          <w:shd w:fill="800080" w:val="clear"/>
+        </w:rPr>
+      </w:pPr>
+      <w:r>
+        <w:rPr>
+          <w:rFonts w:ascii="Times New Roman" w:hAnsi="Times New Roman"/>
+          <w:b w:val="false"/>
+          <w:bCs w:val="false"/>
+          <w:color w:val="FFFFFF"/>
+          <w:sz w:val="24"/>
+          <w:szCs w:val="24"/>
+          <w:u w:val="none"/>
+          <w:shd w:fill="800080" w:val="clear"/>
         </w:rPr>
         <w:t>When no one is there to support you, encourage you, soundify you, do so for yourself.</w:t>
       </w:r>
@@ -6610,13 +6732,6 @@
       <w:r>
         <w:rPr>
           <w:rFonts w:ascii="Times New Roman" w:hAnsi="Times New Roman"/>
-          <w:b w:val="false"/>
-          <w:bCs w:val="false"/>
-          <w:color w:val="000000"/>
-          <w:sz w:val="24"/>
-          <w:szCs w:val="24"/>
-          <w:u w:val="none"/>
-          <w:shd w:fill="auto" w:val="clear"/>
         </w:rPr>
       </w:r>
     </w:p>
@@ -6657,13 +6772,6 @@
       <w:r>
         <w:rPr>
           <w:rFonts w:ascii="Times New Roman" w:hAnsi="Times New Roman"/>
-          <w:b w:val="false"/>
-          <w:bCs w:val="false"/>
-          <w:color w:val="000000"/>
-          <w:sz w:val="24"/>
-          <w:szCs w:val="24"/>
-          <w:u w:val="none"/>
-          <w:shd w:fill="auto" w:val="clear"/>
         </w:rPr>
       </w:r>
     </w:p>
@@ -6704,13 +6812,6 @@
       <w:r>
         <w:rPr>
           <w:rFonts w:ascii="Times New Roman" w:hAnsi="Times New Roman"/>
-          <w:b w:val="false"/>
-          <w:bCs w:val="false"/>
-          <w:color w:val="000000"/>
-          <w:sz w:val="24"/>
-          <w:szCs w:val="24"/>
-          <w:u w:val="none"/>
-          <w:shd w:fill="auto" w:val="clear"/>
         </w:rPr>
       </w:r>
     </w:p>
@@ -6751,13 +6852,6 @@
       <w:r>
         <w:rPr>
           <w:rFonts w:ascii="Times New Roman" w:hAnsi="Times New Roman"/>
-          <w:b w:val="false"/>
-          <w:bCs w:val="false"/>
-          <w:color w:val="000000"/>
-          <w:sz w:val="24"/>
-          <w:szCs w:val="24"/>
-          <w:u w:val="none"/>
-          <w:shd w:fill="auto" w:val="clear"/>
         </w:rPr>
       </w:r>
     </w:p>
@@ -6798,13 +6892,6 @@
       <w:r>
         <w:rPr>
           <w:rFonts w:ascii="Times New Roman" w:hAnsi="Times New Roman"/>
-          <w:b w:val="false"/>
-          <w:bCs w:val="false"/>
-          <w:color w:val="000000"/>
-          <w:sz w:val="24"/>
-          <w:szCs w:val="24"/>
-          <w:u w:val="none"/>
-          <w:shd w:fill="auto" w:val="clear"/>
         </w:rPr>
       </w:r>
     </w:p>
@@ -6845,13 +6932,6 @@
       <w:r>
         <w:rPr>
           <w:rFonts w:ascii="Times New Roman" w:hAnsi="Times New Roman"/>
-          <w:b w:val="false"/>
-          <w:bCs w:val="false"/>
-          <w:color w:val="000000"/>
-          <w:sz w:val="24"/>
-          <w:szCs w:val="24"/>
-          <w:u w:val="none"/>
-          <w:shd w:fill="auto" w:val="clear"/>
         </w:rPr>
       </w:r>
     </w:p>
@@ -21328,8 +21408,8 @@
       <w:bCs/>
     </w:rPr>
   </w:style>
-  <w:style w:type="character" w:styleId="Bulletsuser">
-    <w:name w:val="Bullets (user)"/>
+  <w:style w:type="character" w:styleId="Bullets">
+    <w:name w:val="Bullets"/>
     <w:qFormat/>
     <w:rPr>
       <w:rFonts w:ascii="OpenSymbol" w:hAnsi="OpenSymbol" w:eastAsia="OpenSymbol" w:cs="OpenSymbol"/>

--- a/bok/BOKRD5.docx
+++ b/bok/BOKRD5.docx
@@ -6563,13 +6563,6 @@
       <w:r>
         <w:rPr>
           <w:rFonts w:ascii="Times New Roman" w:hAnsi="Times New Roman"/>
-          <w:b w:val="false"/>
-          <w:bCs w:val="false"/>
-          <w:color w:val="000000"/>
-          <w:sz w:val="24"/>
-          <w:szCs w:val="24"/>
-          <w:u w:val="none"/>
-          <w:shd w:fill="auto" w:val="clear"/>
         </w:rPr>
       </w:r>
     </w:p>
@@ -6633,17 +6626,56 @@
           <w:color w:val="auto"/>
           <w:shd w:fill="81D41A" w:val="clear"/>
         </w:rPr>
-        <w:t>As wise people have mentioned, it is important to take your own advice. For example, if you advise that proper word choice is of peak importance to human relations, then ensuring that your Self-regulation can always detect when you are using wrong words, before you do so, is also of peak importance.??</w:t>
-      </w:r>
-    </w:p>
-    <w:p>
-      <w:pPr>
-        <w:pStyle w:val="Normal"/>
-        <w:bidi w:val="0"/>
-        <w:spacing w:lineRule="auto" w:line="276"/>
-        <w:jc w:val="left"/>
-        <w:rPr>
-          <w:rFonts w:ascii="Times New Roman" w:hAnsi="Times New Roman"/>
+        <w:t xml:space="preserve">As </w:t>
+      </w:r>
+      <w:r>
+        <w:rPr>
+          <w:rFonts w:ascii="Times New Roman" w:hAnsi="Times New Roman"/>
+          <w:color w:val="auto"/>
+          <w:shd w:fill="81D41A" w:val="clear"/>
+        </w:rPr>
+        <w:t>has been</w:t>
+      </w:r>
+      <w:r>
+        <w:rPr>
+          <w:rFonts w:ascii="Times New Roman" w:hAnsi="Times New Roman"/>
+          <w:color w:val="auto"/>
+          <w:shd w:fill="81D41A" w:val="clear"/>
+        </w:rPr>
+        <w:t xml:space="preserve"> mentioned, it is important to take your own advice. For example, if you advise that proper word choice is of peak importance to human relations, then ensuring that your </w:t>
+      </w:r>
+      <w:r>
+        <w:rPr>
+          <w:rFonts w:ascii="Times New Roman" w:hAnsi="Times New Roman"/>
+          <w:color w:val="auto"/>
+          <w:shd w:fill="81D41A" w:val="clear"/>
+        </w:rPr>
+        <w:t>s</w:t>
+      </w:r>
+      <w:r>
+        <w:rPr>
+          <w:rFonts w:ascii="Times New Roman" w:hAnsi="Times New Roman"/>
+          <w:color w:val="auto"/>
+          <w:shd w:fill="81D41A" w:val="clear"/>
+        </w:rPr>
+        <w:t xml:space="preserve">elf-regulation can always detect when you are using wrong words, before you do so, is also of peak importance. </w:t>
+      </w:r>
+      <w:r>
+        <w:rPr>
+          <w:rFonts w:ascii="Times New Roman" w:hAnsi="Times New Roman"/>
+          <w:color w:val="auto"/>
+          <w:shd w:fill="81D41A" w:val="clear"/>
+        </w:rPr>
+        <w:t>All other examples apply as well.</w:t>
+      </w:r>
+    </w:p>
+    <w:p>
+      <w:pPr>
+        <w:pStyle w:val="Normal"/>
+        <w:bidi w:val="0"/>
+        <w:spacing w:lineRule="auto" w:line="276"/>
+        <w:jc w:val="left"/>
+        <w:rPr>
           <w:color w:val="auto"/>
           <w:highlight w:val="none"/>
           <w:shd w:fill="81D41A" w:val="clear"/>
@@ -6671,6 +6703,48 @@
       </w:pPr>
       <w:r>
         <w:rPr>
+          <w:rFonts w:ascii="Times New Roman" w:hAnsi="Times New Roman"/>
+          <w:color w:val="auto"/>
+          <w:shd w:fill="81D41A" w:val="clear"/>
+        </w:rPr>
+        <w:t>Stay correct.</w:t>
+      </w:r>
+    </w:p>
+    <w:p>
+      <w:pPr>
+        <w:pStyle w:val="Normal"/>
+        <w:bidi w:val="0"/>
+        <w:spacing w:lineRule="auto" w:line="276"/>
+        <w:jc w:val="left"/>
+        <w:rPr>
+          <w:rFonts w:ascii="Times New Roman" w:hAnsi="Times New Roman"/>
+          <w:color w:val="auto"/>
+          <w:highlight w:val="none"/>
+          <w:shd w:fill="81D41A" w:val="clear"/>
+        </w:rPr>
+      </w:pPr>
+      <w:r>
+        <w:rPr>
+          <w:rFonts w:ascii="Times New Roman" w:hAnsi="Times New Roman"/>
+          <w:color w:val="auto"/>
+          <w:shd w:fill="81D41A" w:val="clear"/>
+        </w:rPr>
+      </w:r>
+    </w:p>
+    <w:p>
+      <w:pPr>
+        <w:pStyle w:val="Normal"/>
+        <w:bidi w:val="0"/>
+        <w:spacing w:lineRule="auto" w:line="276"/>
+        <w:jc w:val="left"/>
+        <w:rPr>
+          <w:color w:val="auto"/>
+          <w:highlight w:val="none"/>
+          <w:shd w:fill="81D41A" w:val="clear"/>
+        </w:rPr>
+      </w:pPr>
+      <w:r>
+        <w:rPr>
           <w:color w:val="auto"/>
           <w:shd w:fill="81D41A" w:val="clear"/>
         </w:rPr>
@@ -6989,38 +7063,1549 @@
         <w:rPr>
           <w:rFonts w:ascii="Times New Roman" w:hAnsi="Times New Roman"/>
         </w:rPr>
-      </w:r>
-    </w:p>
-    <w:p>
-      <w:pPr>
-        <w:pStyle w:val="Normal"/>
-        <w:bidi w:val="0"/>
-        <w:spacing w:lineRule="auto" w:line="276"/>
-        <w:jc w:val="left"/>
-        <w:rPr>
-          <w:rFonts w:ascii="Times New Roman" w:hAnsi="Times New Roman"/>
-        </w:rPr>
-      </w:pPr>
-      <w:r>
-        <w:rPr>
-          <w:rFonts w:ascii="Times New Roman" w:hAnsi="Times New Roman"/>
-        </w:rPr>
-      </w:r>
-    </w:p>
-    <w:p>
-      <w:pPr>
-        <w:pStyle w:val="Normal"/>
-        <w:bidi w:val="0"/>
-        <w:spacing w:lineRule="auto" w:line="276"/>
-        <w:jc w:val="left"/>
-        <w:rPr>
-          <w:rFonts w:ascii="Times New Roman" w:hAnsi="Times New Roman"/>
-        </w:rPr>
-      </w:pPr>
-      <w:r>
-        <w:rPr>
-          <w:rFonts w:ascii="Times New Roman" w:hAnsi="Times New Roman"/>
-        </w:rPr>
+        <w:t>When in doubt, I look to me.</w:t>
+      </w:r>
+    </w:p>
+    <w:p>
+      <w:pPr>
+        <w:pStyle w:val="Normal"/>
+        <w:bidi w:val="0"/>
+        <w:spacing w:lineRule="auto" w:line="276"/>
+        <w:jc w:val="left"/>
+        <w:rPr>
+          <w:rFonts w:ascii="Times New Roman" w:hAnsi="Times New Roman"/>
+        </w:rPr>
+      </w:pPr>
+      <w:r>
+        <w:rPr>
+          <w:rFonts w:ascii="Times New Roman" w:hAnsi="Times New Roman"/>
+        </w:rPr>
+      </w:r>
+    </w:p>
+    <w:p>
+      <w:pPr>
+        <w:pStyle w:val="Normal"/>
+        <w:bidi w:val="0"/>
+        <w:spacing w:lineRule="auto" w:line="276"/>
+        <w:jc w:val="left"/>
+        <w:rPr>
+          <w:rFonts w:ascii="Times New Roman" w:hAnsi="Times New Roman"/>
+        </w:rPr>
+      </w:pPr>
+      <w:r>
+        <w:rPr>
+          <w:rFonts w:ascii="Times New Roman" w:hAnsi="Times New Roman"/>
+        </w:rPr>
+        <w:t>When faced with harassment and hostility, remain calm, peaceable, and compassionate. See the levity of it in comparison with the All.</w:t>
+      </w:r>
+    </w:p>
+    <w:p>
+      <w:pPr>
+        <w:pStyle w:val="Normal"/>
+        <w:bidi w:val="0"/>
+        <w:spacing w:lineRule="auto" w:line="276"/>
+        <w:jc w:val="left"/>
+        <w:rPr>
+          <w:rFonts w:ascii="Times New Roman" w:hAnsi="Times New Roman"/>
+        </w:rPr>
+      </w:pPr>
+      <w:r>
+        <w:rPr>
+          <w:rFonts w:ascii="Times New Roman" w:hAnsi="Times New Roman"/>
+        </w:rPr>
+      </w:r>
+    </w:p>
+    <w:p>
+      <w:pPr>
+        <w:pStyle w:val="Normal"/>
+        <w:bidi w:val="0"/>
+        <w:spacing w:lineRule="auto" w:line="276"/>
+        <w:jc w:val="left"/>
+        <w:rPr>
+          <w:rFonts w:ascii="Times New Roman" w:hAnsi="Times New Roman"/>
+        </w:rPr>
+      </w:pPr>
+      <w:r>
+        <w:rPr>
+          <w:rFonts w:ascii="Times New Roman" w:hAnsi="Times New Roman"/>
+        </w:rPr>
+        <w:t>Live an exemplary life.</w:t>
+      </w:r>
+    </w:p>
+    <w:p>
+      <w:pPr>
+        <w:pStyle w:val="Normal"/>
+        <w:bidi w:val="0"/>
+        <w:spacing w:lineRule="auto" w:line="276"/>
+        <w:jc w:val="left"/>
+        <w:rPr>
+          <w:rFonts w:ascii="Times New Roman" w:hAnsi="Times New Roman"/>
+        </w:rPr>
+      </w:pPr>
+      <w:r>
+        <w:rPr>
+          <w:rFonts w:ascii="Times New Roman" w:hAnsi="Times New Roman"/>
+        </w:rPr>
+      </w:r>
+    </w:p>
+    <w:p>
+      <w:pPr>
+        <w:pStyle w:val="Normal"/>
+        <w:bidi w:val="0"/>
+        <w:spacing w:lineRule="auto" w:line="276"/>
+        <w:jc w:val="left"/>
+        <w:rPr>
+          <w:rFonts w:ascii="Times New Roman" w:hAnsi="Times New Roman"/>
+        </w:rPr>
+      </w:pPr>
+      <w:r>
+        <w:rPr>
+          <w:rFonts w:ascii="Times New Roman" w:hAnsi="Times New Roman"/>
+        </w:rPr>
+        <w:t>Refrain from any type of insult at all times.</w:t>
+      </w:r>
+    </w:p>
+    <w:p>
+      <w:pPr>
+        <w:pStyle w:val="Normal"/>
+        <w:bidi w:val="0"/>
+        <w:spacing w:lineRule="auto" w:line="276"/>
+        <w:jc w:val="left"/>
+        <w:rPr>
+          <w:rFonts w:ascii="Times New Roman" w:hAnsi="Times New Roman"/>
+        </w:rPr>
+      </w:pPr>
+      <w:r>
+        <w:rPr>
+          <w:rFonts w:ascii="Times New Roman" w:hAnsi="Times New Roman"/>
+        </w:rPr>
+      </w:r>
+    </w:p>
+    <w:p>
+      <w:pPr>
+        <w:pStyle w:val="Normal"/>
+        <w:bidi w:val="0"/>
+        <w:spacing w:lineRule="auto" w:line="276"/>
+        <w:jc w:val="left"/>
+        <w:rPr>
+          <w:rFonts w:ascii="Times New Roman" w:hAnsi="Times New Roman"/>
+        </w:rPr>
+      </w:pPr>
+      <w:r>
+        <w:rPr>
+          <w:rFonts w:ascii="Times New Roman" w:hAnsi="Times New Roman"/>
+        </w:rPr>
+        <w:t>I hold full authority over my internal monologue.</w:t>
+      </w:r>
+    </w:p>
+    <w:p>
+      <w:pPr>
+        <w:pStyle w:val="Normal"/>
+        <w:bidi w:val="0"/>
+        <w:spacing w:lineRule="auto" w:line="276"/>
+        <w:jc w:val="left"/>
+        <w:rPr>
+          <w:rFonts w:ascii="Times New Roman" w:hAnsi="Times New Roman"/>
+        </w:rPr>
+      </w:pPr>
+      <w:r>
+        <w:rPr>
+          <w:rFonts w:ascii="Times New Roman" w:hAnsi="Times New Roman"/>
+        </w:rPr>
+      </w:r>
+    </w:p>
+    <w:p>
+      <w:pPr>
+        <w:pStyle w:val="Normal"/>
+        <w:bidi w:val="0"/>
+        <w:spacing w:lineRule="auto" w:line="276"/>
+        <w:jc w:val="left"/>
+        <w:rPr>
+          <w:rFonts w:ascii="Times New Roman" w:hAnsi="Times New Roman"/>
+        </w:rPr>
+      </w:pPr>
+      <w:r>
+        <w:rPr>
+          <w:rFonts w:ascii="Times New Roman" w:hAnsi="Times New Roman"/>
+        </w:rPr>
+        <w:t>Defend yourself from all types of attacks—physical, mental, psychic, telepathic, psychological, spatial. ####</w:t>
+      </w:r>
+    </w:p>
+    <w:p>
+      <w:pPr>
+        <w:pStyle w:val="Normal"/>
+        <w:bidi w:val="0"/>
+        <w:spacing w:lineRule="auto" w:line="276"/>
+        <w:jc w:val="left"/>
+        <w:rPr>
+          <w:rFonts w:ascii="Times New Roman" w:hAnsi="Times New Roman"/>
+        </w:rPr>
+      </w:pPr>
+      <w:r>
+        <w:rPr>
+          <w:rFonts w:ascii="Times New Roman" w:hAnsi="Times New Roman"/>
+        </w:rPr>
+      </w:r>
+    </w:p>
+    <w:p>
+      <w:pPr>
+        <w:pStyle w:val="Normal"/>
+        <w:bidi w:val="0"/>
+        <w:spacing w:lineRule="auto" w:line="276"/>
+        <w:jc w:val="left"/>
+        <w:rPr>
+          <w:rFonts w:ascii="Times New Roman" w:hAnsi="Times New Roman"/>
+        </w:rPr>
+      </w:pPr>
+      <w:r>
+        <w:rPr>
+          <w:rFonts w:ascii="Times New Roman" w:hAnsi="Times New Roman"/>
+        </w:rPr>
+        <w:t>Be just and equitable.</w:t>
+      </w:r>
+    </w:p>
+    <w:p>
+      <w:pPr>
+        <w:pStyle w:val="Normal"/>
+        <w:bidi w:val="0"/>
+        <w:spacing w:lineRule="auto" w:line="276"/>
+        <w:jc w:val="left"/>
+        <w:rPr>
+          <w:rFonts w:ascii="Times New Roman" w:hAnsi="Times New Roman"/>
+        </w:rPr>
+      </w:pPr>
+      <w:r>
+        <w:rPr>
+          <w:rFonts w:ascii="Times New Roman" w:hAnsi="Times New Roman"/>
+        </w:rPr>
+      </w:r>
+    </w:p>
+    <w:p>
+      <w:pPr>
+        <w:pStyle w:val="Normal"/>
+        <w:bidi w:val="0"/>
+        <w:spacing w:lineRule="auto" w:line="276"/>
+        <w:jc w:val="left"/>
+        <w:rPr>
+          <w:rFonts w:ascii="Times New Roman" w:hAnsi="Times New Roman"/>
+        </w:rPr>
+      </w:pPr>
+      <w:r>
+        <w:rPr>
+          <w:rFonts w:ascii="Times New Roman" w:hAnsi="Times New Roman"/>
+        </w:rPr>
+        <w:t>Do not become embittered…</w:t>
+      </w:r>
+    </w:p>
+    <w:p>
+      <w:pPr>
+        <w:pStyle w:val="Normal"/>
+        <w:bidi w:val="0"/>
+        <w:spacing w:lineRule="auto" w:line="276"/>
+        <w:jc w:val="left"/>
+        <w:rPr>
+          <w:rFonts w:ascii="Times New Roman" w:hAnsi="Times New Roman"/>
+        </w:rPr>
+      </w:pPr>
+      <w:r>
+        <w:rPr>
+          <w:rFonts w:ascii="Times New Roman" w:hAnsi="Times New Roman"/>
+        </w:rPr>
+      </w:r>
+    </w:p>
+    <w:p>
+      <w:pPr>
+        <w:pStyle w:val="Normal"/>
+        <w:bidi w:val="0"/>
+        <w:spacing w:lineRule="auto" w:line="276"/>
+        <w:jc w:val="left"/>
+        <w:rPr>
+          <w:rFonts w:ascii="Times New Roman" w:hAnsi="Times New Roman"/>
+        </w:rPr>
+      </w:pPr>
+      <w:r>
+        <w:rPr>
+          <w:rFonts w:ascii="Times New Roman" w:hAnsi="Times New Roman"/>
+        </w:rPr>
+        <w:t>Modular, metaphorical frames of reasoning and deduction.</w:t>
+      </w:r>
+    </w:p>
+    <w:p>
+      <w:pPr>
+        <w:pStyle w:val="Normal"/>
+        <w:bidi w:val="0"/>
+        <w:spacing w:lineRule="auto" w:line="276"/>
+        <w:jc w:val="left"/>
+        <w:rPr>
+          <w:rFonts w:ascii="Times New Roman" w:hAnsi="Times New Roman"/>
+        </w:rPr>
+      </w:pPr>
+      <w:r>
+        <w:rPr>
+          <w:rFonts w:ascii="Times New Roman" w:hAnsi="Times New Roman"/>
+        </w:rPr>
+      </w:r>
+    </w:p>
+    <w:p>
+      <w:pPr>
+        <w:pStyle w:val="Normal"/>
+        <w:bidi w:val="0"/>
+        <w:spacing w:lineRule="auto" w:line="276"/>
+        <w:jc w:val="left"/>
+        <w:rPr>
+          <w:rFonts w:ascii="Times New Roman" w:hAnsi="Times New Roman"/>
+        </w:rPr>
+      </w:pPr>
+      <w:r>
+        <w:rPr>
+          <w:rFonts w:ascii="Times New Roman" w:hAnsi="Times New Roman"/>
+        </w:rPr>
+        <w:t>When attacked by evil, guard that you remain stoic and keep yourself from becoming angered or conflictive. If you can maintain the good within you, you will find better ways of dealing with the fallout.??</w:t>
+      </w:r>
+    </w:p>
+    <w:p>
+      <w:pPr>
+        <w:pStyle w:val="Normal"/>
+        <w:bidi w:val="0"/>
+        <w:spacing w:lineRule="auto" w:line="276"/>
+        <w:jc w:val="left"/>
+        <w:rPr>
+          <w:rFonts w:ascii="Times New Roman" w:hAnsi="Times New Roman"/>
+        </w:rPr>
+      </w:pPr>
+      <w:r>
+        <w:rPr>
+          <w:rFonts w:ascii="Times New Roman" w:hAnsi="Times New Roman"/>
+        </w:rPr>
+      </w:r>
+    </w:p>
+    <w:p>
+      <w:pPr>
+        <w:pStyle w:val="Normal"/>
+        <w:bidi w:val="0"/>
+        <w:spacing w:lineRule="auto" w:line="276"/>
+        <w:jc w:val="left"/>
+        <w:rPr>
+          <w:rFonts w:ascii="Times New Roman" w:hAnsi="Times New Roman"/>
+        </w:rPr>
+      </w:pPr>
+      <w:r>
+        <w:rPr>
+          <w:rFonts w:ascii="Times New Roman" w:hAnsi="Times New Roman"/>
+        </w:rPr>
+        <w:t>Be open to accepting and applying advice and censure when it is correct, regardless of the provenance.</w:t>
+      </w:r>
+    </w:p>
+    <w:p>
+      <w:pPr>
+        <w:pStyle w:val="Normal"/>
+        <w:bidi w:val="0"/>
+        <w:spacing w:lineRule="auto" w:line="276"/>
+        <w:jc w:val="left"/>
+        <w:rPr>
+          <w:rFonts w:ascii="Times New Roman" w:hAnsi="Times New Roman"/>
+        </w:rPr>
+      </w:pPr>
+      <w:r>
+        <w:rPr>
+          <w:rFonts w:ascii="Times New Roman" w:hAnsi="Times New Roman"/>
+        </w:rPr>
+      </w:r>
+    </w:p>
+    <w:p>
+      <w:pPr>
+        <w:pStyle w:val="Normal"/>
+        <w:bidi w:val="0"/>
+        <w:spacing w:lineRule="auto" w:line="276"/>
+        <w:jc w:val="left"/>
+        <w:rPr>
+          <w:rFonts w:ascii="Times New Roman" w:hAnsi="Times New Roman"/>
+        </w:rPr>
+      </w:pPr>
+      <w:r>
+        <w:rPr>
+          <w:rFonts w:ascii="Times New Roman" w:hAnsi="Times New Roman"/>
+        </w:rPr>
+        <w:t>And be careful from who you learn...####</w:t>
+      </w:r>
+    </w:p>
+    <w:p>
+      <w:pPr>
+        <w:pStyle w:val="Normal"/>
+        <w:bidi w:val="0"/>
+        <w:spacing w:lineRule="auto" w:line="276"/>
+        <w:jc w:val="left"/>
+        <w:rPr>
+          <w:rFonts w:ascii="Times New Roman" w:hAnsi="Times New Roman"/>
+        </w:rPr>
+      </w:pPr>
+      <w:r>
+        <w:rPr>
+          <w:rFonts w:ascii="Times New Roman" w:hAnsi="Times New Roman"/>
+        </w:rPr>
+      </w:r>
+    </w:p>
+    <w:p>
+      <w:pPr>
+        <w:pStyle w:val="Normal"/>
+        <w:bidi w:val="0"/>
+        <w:spacing w:lineRule="auto" w:line="276"/>
+        <w:jc w:val="left"/>
+        <w:rPr>
+          <w:rFonts w:ascii="Times New Roman" w:hAnsi="Times New Roman"/>
+        </w:rPr>
+      </w:pPr>
+      <w:r>
+        <w:rPr>
+          <w:rFonts w:ascii="Times New Roman" w:hAnsi="Times New Roman"/>
+        </w:rPr>
+        <w:t>Be careful where you place your focus and attention and wha you use your active recall on—trivial matters should be replaced with important matters.</w:t>
+      </w:r>
+    </w:p>
+    <w:p>
+      <w:pPr>
+        <w:pStyle w:val="Normal"/>
+        <w:bidi w:val="0"/>
+        <w:spacing w:lineRule="auto" w:line="276"/>
+        <w:jc w:val="left"/>
+        <w:rPr>
+          <w:rFonts w:ascii="Times New Roman" w:hAnsi="Times New Roman"/>
+        </w:rPr>
+      </w:pPr>
+      <w:r>
+        <w:rPr>
+          <w:rFonts w:ascii="Times New Roman" w:hAnsi="Times New Roman"/>
+        </w:rPr>
+      </w:r>
+    </w:p>
+    <w:p>
+      <w:pPr>
+        <w:pStyle w:val="Normal"/>
+        <w:bidi w:val="0"/>
+        <w:spacing w:lineRule="auto" w:line="276"/>
+        <w:jc w:val="left"/>
+        <w:rPr>
+          <w:rFonts w:ascii="Times New Roman" w:hAnsi="Times New Roman"/>
+        </w:rPr>
+      </w:pPr>
+      <w:r>
+        <w:rPr>
+          <w:rFonts w:ascii="Times New Roman" w:hAnsi="Times New Roman"/>
+        </w:rPr>
+        <w:t>Emulate positive, productive behaviors.</w:t>
+      </w:r>
+    </w:p>
+    <w:p>
+      <w:pPr>
+        <w:pStyle w:val="Normal"/>
+        <w:bidi w:val="0"/>
+        <w:spacing w:lineRule="auto" w:line="276"/>
+        <w:jc w:val="left"/>
+        <w:rPr>
+          <w:rFonts w:ascii="Times New Roman" w:hAnsi="Times New Roman"/>
+        </w:rPr>
+      </w:pPr>
+      <w:r>
+        <w:rPr>
+          <w:rFonts w:ascii="Times New Roman" w:hAnsi="Times New Roman"/>
+        </w:rPr>
+      </w:r>
+    </w:p>
+    <w:p>
+      <w:pPr>
+        <w:pStyle w:val="Normal"/>
+        <w:bidi w:val="0"/>
+        <w:spacing w:lineRule="auto" w:line="276"/>
+        <w:jc w:val="left"/>
+        <w:rPr>
+          <w:rFonts w:ascii="Times New Roman" w:hAnsi="Times New Roman"/>
+        </w:rPr>
+      </w:pPr>
+      <w:r>
+        <w:rPr>
+          <w:rFonts w:ascii="Times New Roman" w:hAnsi="Times New Roman"/>
+        </w:rPr>
+        <w:t>Always strive earnestly to act and behave as everyone would, in an ideal society—a utopia. Almost as though we could bring one about by simply behaving in such a way. Be alert as to your own hypocrisy and biases when considering action or inaction that involves or effects others.</w:t>
+      </w:r>
+    </w:p>
+    <w:p>
+      <w:pPr>
+        <w:pStyle w:val="Normal"/>
+        <w:bidi w:val="0"/>
+        <w:spacing w:lineRule="auto" w:line="276"/>
+        <w:jc w:val="left"/>
+        <w:rPr>
+          <w:rFonts w:ascii="Times New Roman" w:hAnsi="Times New Roman"/>
+        </w:rPr>
+      </w:pPr>
+      <w:r>
+        <w:rPr>
+          <w:rFonts w:ascii="Times New Roman" w:hAnsi="Times New Roman"/>
+        </w:rPr>
+      </w:r>
+    </w:p>
+    <w:p>
+      <w:pPr>
+        <w:pStyle w:val="Normal"/>
+        <w:bidi w:val="0"/>
+        <w:spacing w:lineRule="auto" w:line="276"/>
+        <w:jc w:val="left"/>
+        <w:rPr>
+          <w:rFonts w:ascii="Times New Roman" w:hAnsi="Times New Roman"/>
+        </w:rPr>
+      </w:pPr>
+      <w:r>
+        <w:rPr>
+          <w:rFonts w:ascii="Times New Roman" w:hAnsi="Times New Roman"/>
+        </w:rPr>
+        <w:t>Have a genuine interest in others’ needs, interests, and state of being, more than in your own—value everyone.</w:t>
+      </w:r>
+    </w:p>
+    <w:p>
+      <w:pPr>
+        <w:pStyle w:val="Normal"/>
+        <w:bidi w:val="0"/>
+        <w:spacing w:lineRule="auto" w:line="276"/>
+        <w:jc w:val="left"/>
+        <w:rPr>
+          <w:rFonts w:ascii="Times New Roman" w:hAnsi="Times New Roman"/>
+        </w:rPr>
+      </w:pPr>
+      <w:r>
+        <w:rPr>
+          <w:rFonts w:ascii="Times New Roman" w:hAnsi="Times New Roman"/>
+        </w:rPr>
+      </w:r>
+    </w:p>
+    <w:p>
+      <w:pPr>
+        <w:pStyle w:val="Normal"/>
+        <w:bidi w:val="0"/>
+        <w:spacing w:lineRule="auto" w:line="276"/>
+        <w:jc w:val="left"/>
+        <w:rPr>
+          <w:rFonts w:ascii="Times New Roman" w:hAnsi="Times New Roman"/>
+        </w:rPr>
+      </w:pPr>
+      <w:r>
+        <w:rPr>
+          <w:rFonts w:ascii="Times New Roman" w:hAnsi="Times New Roman"/>
+        </w:rPr>
+        <w:t>Use guiding questions like, what is wrong with me, and what is the best resource available to help me correct myself?</w:t>
+      </w:r>
+    </w:p>
+    <w:p>
+      <w:pPr>
+        <w:pStyle w:val="Normal"/>
+        <w:bidi w:val="0"/>
+        <w:spacing w:lineRule="auto" w:line="276"/>
+        <w:jc w:val="left"/>
+        <w:rPr>
+          <w:rFonts w:ascii="Times New Roman" w:hAnsi="Times New Roman"/>
+        </w:rPr>
+      </w:pPr>
+      <w:r>
+        <w:rPr>
+          <w:rFonts w:ascii="Times New Roman" w:hAnsi="Times New Roman"/>
+        </w:rPr>
+      </w:r>
+    </w:p>
+    <w:p>
+      <w:pPr>
+        <w:pStyle w:val="Normal"/>
+        <w:bidi w:val="0"/>
+        <w:spacing w:lineRule="auto" w:line="276"/>
+        <w:jc w:val="left"/>
+        <w:rPr>
+          <w:rFonts w:ascii="Times New Roman" w:hAnsi="Times New Roman"/>
+        </w:rPr>
+      </w:pPr>
+      <w:r>
+        <w:rPr>
+          <w:rFonts w:ascii="Times New Roman" w:hAnsi="Times New Roman"/>
+        </w:rPr>
+        <w:t>When distracted by divergent intellectual curiosity or current events that have no direct bearing on your work, return as soon as possible to your work and studies. Only focus can keep you in immediate and long-term flow state.</w:t>
+      </w:r>
+    </w:p>
+    <w:p>
+      <w:pPr>
+        <w:pStyle w:val="Normal"/>
+        <w:bidi w:val="0"/>
+        <w:spacing w:lineRule="auto" w:line="276"/>
+        <w:jc w:val="left"/>
+        <w:rPr>
+          <w:rFonts w:ascii="Times New Roman" w:hAnsi="Times New Roman"/>
+        </w:rPr>
+      </w:pPr>
+      <w:r>
+        <w:rPr>
+          <w:rFonts w:ascii="Times New Roman" w:hAnsi="Times New Roman"/>
+        </w:rPr>
+      </w:r>
+    </w:p>
+    <w:p>
+      <w:pPr>
+        <w:pStyle w:val="Normal"/>
+        <w:bidi w:val="0"/>
+        <w:spacing w:lineRule="auto" w:line="276"/>
+        <w:jc w:val="left"/>
+        <w:rPr>
+          <w:rFonts w:ascii="Times New Roman" w:hAnsi="Times New Roman"/>
+        </w:rPr>
+      </w:pPr>
+      <w:r>
+        <w:rPr>
+          <w:rFonts w:ascii="Times New Roman" w:hAnsi="Times New Roman"/>
+          <w:shd w:fill="FFBF00" w:val="clear"/>
+        </w:rPr>
+        <w:t>If you run away from your inescapable problems, they will consume you.</w:t>
+      </w:r>
+      <w:r>
+        <w:rPr>
+          <w:rFonts w:ascii="Times New Roman" w:hAnsi="Times New Roman"/>
+        </w:rPr>
+        <w:t xml:space="preserve"> Face them with courage. You will be better for it.</w:t>
+      </w:r>
+    </w:p>
+    <w:p>
+      <w:pPr>
+        <w:pStyle w:val="Normal"/>
+        <w:bidi w:val="0"/>
+        <w:spacing w:lineRule="auto" w:line="276"/>
+        <w:jc w:val="left"/>
+        <w:rPr>
+          <w:rFonts w:ascii="Times New Roman" w:hAnsi="Times New Roman"/>
+        </w:rPr>
+      </w:pPr>
+      <w:r>
+        <w:rPr>
+          <w:rFonts w:ascii="Times New Roman" w:hAnsi="Times New Roman"/>
+        </w:rPr>
+      </w:r>
+    </w:p>
+    <w:p>
+      <w:pPr>
+        <w:pStyle w:val="Normal"/>
+        <w:bidi w:val="0"/>
+        <w:spacing w:lineRule="auto" w:line="276"/>
+        <w:jc w:val="left"/>
+        <w:rPr>
+          <w:rFonts w:ascii="Times New Roman" w:hAnsi="Times New Roman"/>
+        </w:rPr>
+      </w:pPr>
+      <w:r>
+        <w:rPr>
+          <w:rFonts w:ascii="Times New Roman" w:hAnsi="Times New Roman"/>
+        </w:rPr>
+        <w:t>Blessings for you if you can manage to foster kindness and goodwill in others, and even more so if you can sustain one in its weak times, and even more so if you can help one become reignited. Good tidings by force to you. #### (Is my current understanding at my current level of thinking with the information available to me at present.)</w:t>
+      </w:r>
+    </w:p>
+    <w:p>
+      <w:pPr>
+        <w:pStyle w:val="Normal"/>
+        <w:bidi w:val="0"/>
+        <w:spacing w:lineRule="auto" w:line="276"/>
+        <w:jc w:val="left"/>
+        <w:rPr>
+          <w:rFonts w:ascii="Times New Roman" w:hAnsi="Times New Roman"/>
+        </w:rPr>
+      </w:pPr>
+      <w:r>
+        <w:rPr>
+          <w:rFonts w:ascii="Times New Roman" w:hAnsi="Times New Roman"/>
+        </w:rPr>
+      </w:r>
+    </w:p>
+    <w:p>
+      <w:pPr>
+        <w:pStyle w:val="Normal"/>
+        <w:bidi w:val="0"/>
+        <w:spacing w:lineRule="auto" w:line="276"/>
+        <w:jc w:val="left"/>
+        <w:rPr>
+          <w:rFonts w:ascii="Times New Roman" w:hAnsi="Times New Roman"/>
+        </w:rPr>
+      </w:pPr>
+      <w:r>
+        <w:rPr>
+          <w:rFonts w:ascii="Times New Roman" w:hAnsi="Times New Roman"/>
+        </w:rPr>
+        <w:t>Do better.</w:t>
+      </w:r>
+    </w:p>
+    <w:p>
+      <w:pPr>
+        <w:pStyle w:val="Normal"/>
+        <w:bidi w:val="0"/>
+        <w:spacing w:lineRule="auto" w:line="276"/>
+        <w:jc w:val="left"/>
+        <w:rPr>
+          <w:rFonts w:ascii="Times New Roman" w:hAnsi="Times New Roman"/>
+        </w:rPr>
+      </w:pPr>
+      <w:r>
+        <w:rPr>
+          <w:rFonts w:ascii="Times New Roman" w:hAnsi="Times New Roman"/>
+        </w:rPr>
+      </w:r>
+    </w:p>
+    <w:p>
+      <w:pPr>
+        <w:pStyle w:val="Normal"/>
+        <w:bidi w:val="0"/>
+        <w:spacing w:lineRule="auto" w:line="276"/>
+        <w:jc w:val="left"/>
+        <w:rPr>
+          <w:rFonts w:ascii="Times New Roman" w:hAnsi="Times New Roman"/>
+        </w:rPr>
+      </w:pPr>
+      <w:r>
+        <w:rPr>
+          <w:rFonts w:ascii="Times New Roman" w:hAnsi="Times New Roman"/>
+        </w:rPr>
+        <w:t>Avoid impinging directly on the actions of others in so far as they are not hurting or harming others and are on their own journey.</w:t>
+      </w:r>
+    </w:p>
+    <w:p>
+      <w:pPr>
+        <w:pStyle w:val="Normal"/>
+        <w:bidi w:val="0"/>
+        <w:spacing w:lineRule="auto" w:line="276"/>
+        <w:jc w:val="left"/>
+        <w:rPr>
+          <w:rFonts w:ascii="Times New Roman" w:hAnsi="Times New Roman"/>
+        </w:rPr>
+      </w:pPr>
+      <w:r>
+        <w:rPr>
+          <w:rFonts w:ascii="Times New Roman" w:hAnsi="Times New Roman"/>
+        </w:rPr>
+      </w:r>
+    </w:p>
+    <w:p>
+      <w:pPr>
+        <w:pStyle w:val="Normal"/>
+        <w:bidi w:val="0"/>
+        <w:spacing w:lineRule="auto" w:line="276"/>
+        <w:jc w:val="left"/>
+        <w:rPr>
+          <w:rFonts w:ascii="Times New Roman" w:hAnsi="Times New Roman"/>
+        </w:rPr>
+      </w:pPr>
+      <w:r>
+        <w:rPr>
+          <w:rFonts w:ascii="Times New Roman" w:hAnsi="Times New Roman"/>
+        </w:rPr>
+        <w:t>Write down lessons arrived at and any insights, modular metaphorical frames of deduction and reasoning found, or corrections, always, before your forget, and you can hopefully make any mistakes only once, hopefully.</w:t>
+      </w:r>
+    </w:p>
+    <w:p>
+      <w:pPr>
+        <w:pStyle w:val="Normal"/>
+        <w:bidi w:val="0"/>
+        <w:spacing w:lineRule="auto" w:line="276"/>
+        <w:jc w:val="left"/>
+        <w:rPr>
+          <w:rFonts w:ascii="Times New Roman" w:hAnsi="Times New Roman"/>
+        </w:rPr>
+      </w:pPr>
+      <w:r>
+        <w:rPr>
+          <w:rFonts w:ascii="Times New Roman" w:hAnsi="Times New Roman"/>
+        </w:rPr>
+      </w:r>
+    </w:p>
+    <w:p>
+      <w:pPr>
+        <w:pStyle w:val="Normal"/>
+        <w:bidi w:val="0"/>
+        <w:spacing w:lineRule="auto" w:line="276"/>
+        <w:jc w:val="left"/>
+        <w:rPr>
+          <w:rFonts w:ascii="Times New Roman" w:hAnsi="Times New Roman"/>
+        </w:rPr>
+      </w:pPr>
+      <w:r>
+        <w:rPr>
+          <w:rFonts w:ascii="Times New Roman" w:hAnsi="Times New Roman"/>
+        </w:rPr>
+        <w:t>At the bare minimum, treat other beings fair.</w:t>
+      </w:r>
+    </w:p>
+    <w:p>
+      <w:pPr>
+        <w:pStyle w:val="Normal"/>
+        <w:bidi w:val="0"/>
+        <w:spacing w:lineRule="auto" w:line="276"/>
+        <w:jc w:val="left"/>
+        <w:rPr>
+          <w:rFonts w:ascii="Times New Roman" w:hAnsi="Times New Roman"/>
+        </w:rPr>
+      </w:pPr>
+      <w:r>
+        <w:rPr>
+          <w:rFonts w:ascii="Times New Roman" w:hAnsi="Times New Roman"/>
+        </w:rPr>
+      </w:r>
+    </w:p>
+    <w:p>
+      <w:pPr>
+        <w:pStyle w:val="Normal"/>
+        <w:bidi w:val="0"/>
+        <w:spacing w:lineRule="auto" w:line="276"/>
+        <w:jc w:val="left"/>
+        <w:rPr>
+          <w:rFonts w:ascii="Times New Roman" w:hAnsi="Times New Roman"/>
+        </w:rPr>
+      </w:pPr>
+      <w:r>
+        <w:rPr>
+          <w:rFonts w:ascii="Times New Roman" w:hAnsi="Times New Roman"/>
+        </w:rPr>
+        <w:t>Appreciate gestures and efforts.</w:t>
+      </w:r>
+    </w:p>
+    <w:p>
+      <w:pPr>
+        <w:pStyle w:val="Normal"/>
+        <w:bidi w:val="0"/>
+        <w:spacing w:lineRule="auto" w:line="276"/>
+        <w:jc w:val="left"/>
+        <w:rPr>
+          <w:rFonts w:ascii="Times New Roman" w:hAnsi="Times New Roman"/>
+        </w:rPr>
+      </w:pPr>
+      <w:r>
+        <w:rPr>
+          <w:rFonts w:ascii="Times New Roman" w:hAnsi="Times New Roman"/>
+        </w:rPr>
+      </w:r>
+    </w:p>
+    <w:p>
+      <w:pPr>
+        <w:pStyle w:val="Normal"/>
+        <w:bidi w:val="0"/>
+        <w:spacing w:lineRule="auto" w:line="276"/>
+        <w:jc w:val="left"/>
+        <w:rPr>
+          <w:rFonts w:ascii="Times New Roman" w:hAnsi="Times New Roman"/>
+        </w:rPr>
+      </w:pPr>
+      <w:r>
+        <w:rPr>
+          <w:rFonts w:ascii="Times New Roman" w:hAnsi="Times New Roman"/>
+        </w:rPr>
+        <w:t>Guard against destroying goodness and goodwill in others. The full reach of your actions is unknowable, and may well possibly be infinite.</w:t>
+      </w:r>
+    </w:p>
+    <w:p>
+      <w:pPr>
+        <w:pStyle w:val="Normal"/>
+        <w:bidi w:val="0"/>
+        <w:spacing w:lineRule="auto" w:line="276"/>
+        <w:jc w:val="left"/>
+        <w:rPr>
+          <w:rFonts w:ascii="Times New Roman" w:hAnsi="Times New Roman"/>
+        </w:rPr>
+      </w:pPr>
+      <w:r>
+        <w:rPr>
+          <w:rFonts w:ascii="Times New Roman" w:hAnsi="Times New Roman"/>
+        </w:rPr>
+      </w:r>
+    </w:p>
+    <w:p>
+      <w:pPr>
+        <w:pStyle w:val="Normal"/>
+        <w:bidi w:val="0"/>
+        <w:spacing w:lineRule="auto" w:line="276"/>
+        <w:jc w:val="left"/>
+        <w:rPr>
+          <w:rFonts w:ascii="Times New Roman" w:hAnsi="Times New Roman"/>
+        </w:rPr>
+      </w:pPr>
+      <w:r>
+        <w:rPr>
+          <w:rFonts w:ascii="Times New Roman" w:hAnsi="Times New Roman"/>
+        </w:rPr>
+        <w:t>It would seem that queries are important, as is the veracity of information. Durability of data, redundancies, safeguards, security, and accessibility. For posterity, we need to preserve the truth in the narrative. That the next cohort may live not fooled.</w:t>
+      </w:r>
+    </w:p>
+    <w:p>
+      <w:pPr>
+        <w:pStyle w:val="Normal"/>
+        <w:bidi w:val="0"/>
+        <w:spacing w:lineRule="auto" w:line="276"/>
+        <w:jc w:val="left"/>
+        <w:rPr>
+          <w:rFonts w:ascii="Times New Roman" w:hAnsi="Times New Roman"/>
+        </w:rPr>
+      </w:pPr>
+      <w:r>
+        <w:rPr>
+          <w:rFonts w:ascii="Times New Roman" w:hAnsi="Times New Roman"/>
+        </w:rPr>
+      </w:r>
+    </w:p>
+    <w:p>
+      <w:pPr>
+        <w:pStyle w:val="Normal"/>
+        <w:bidi w:val="0"/>
+        <w:spacing w:lineRule="auto" w:line="276"/>
+        <w:jc w:val="left"/>
+        <w:rPr>
+          <w:rFonts w:ascii="Times New Roman" w:hAnsi="Times New Roman"/>
+        </w:rPr>
+      </w:pPr>
+      <w:r>
+        <w:rPr>
+          <w:rFonts w:ascii="Times New Roman" w:hAnsi="Times New Roman"/>
+        </w:rPr>
+        <w:t>Those who can do for others, do for others. He who would be capable of doing for others would need be capable of doing for themselves first. When we are ourselves strong, we can support and empower others.</w:t>
+      </w:r>
+    </w:p>
+    <w:p>
+      <w:pPr>
+        <w:pStyle w:val="Normal"/>
+        <w:bidi w:val="0"/>
+        <w:spacing w:lineRule="auto" w:line="276"/>
+        <w:jc w:val="left"/>
+        <w:rPr>
+          <w:rFonts w:ascii="Times New Roman" w:hAnsi="Times New Roman"/>
+        </w:rPr>
+      </w:pPr>
+      <w:r>
+        <w:rPr>
+          <w:rFonts w:ascii="Times New Roman" w:hAnsi="Times New Roman"/>
+        </w:rPr>
+      </w:r>
+    </w:p>
+    <w:p>
+      <w:pPr>
+        <w:pStyle w:val="Normal"/>
+        <w:bidi w:val="0"/>
+        <w:spacing w:lineRule="auto" w:line="276"/>
+        <w:jc w:val="left"/>
+        <w:rPr>
+          <w:rFonts w:ascii="Times New Roman" w:hAnsi="Times New Roman"/>
+        </w:rPr>
+      </w:pPr>
+      <w:r>
+        <w:rPr>
+          <w:rFonts w:ascii="Times New Roman" w:hAnsi="Times New Roman"/>
+        </w:rPr>
+        <w:t>When we set the benefit of others ahead of our own, solely for the benefit of those others, paradoxically, we incur the wrath of the force that blesses in odd ways on the best of days. Such is a one of the unknowable truths.</w:t>
+      </w:r>
+    </w:p>
+    <w:p>
+      <w:pPr>
+        <w:pStyle w:val="Normal"/>
+        <w:bidi w:val="0"/>
+        <w:spacing w:lineRule="auto" w:line="276"/>
+        <w:jc w:val="left"/>
+        <w:rPr>
+          <w:rFonts w:ascii="Times New Roman" w:hAnsi="Times New Roman"/>
+        </w:rPr>
+      </w:pPr>
+      <w:r>
+        <w:rPr>
+          <w:rFonts w:ascii="Times New Roman" w:hAnsi="Times New Roman"/>
+        </w:rPr>
+      </w:r>
+    </w:p>
+    <w:p>
+      <w:pPr>
+        <w:pStyle w:val="Normal"/>
+        <w:bidi w:val="0"/>
+        <w:spacing w:lineRule="auto" w:line="276"/>
+        <w:jc w:val="left"/>
+        <w:rPr>
+          <w:rFonts w:ascii="Times New Roman" w:hAnsi="Times New Roman"/>
+        </w:rPr>
+      </w:pPr>
+      <w:r>
+        <w:rPr>
+          <w:rFonts w:ascii="Times New Roman" w:hAnsi="Times New Roman"/>
+        </w:rPr>
+        <w:t>In the worst of days, in the oddest of ways, bad karma pays.</w:t>
+      </w:r>
+    </w:p>
+    <w:p>
+      <w:pPr>
+        <w:pStyle w:val="Normal"/>
+        <w:bidi w:val="0"/>
+        <w:spacing w:lineRule="auto" w:line="276"/>
+        <w:jc w:val="left"/>
+        <w:rPr>
+          <w:rFonts w:ascii="Times New Roman" w:hAnsi="Times New Roman"/>
+        </w:rPr>
+      </w:pPr>
+      <w:r>
+        <w:rPr>
+          <w:rFonts w:ascii="Times New Roman" w:hAnsi="Times New Roman"/>
+        </w:rPr>
+      </w:r>
+    </w:p>
+    <w:p>
+      <w:pPr>
+        <w:pStyle w:val="Normal"/>
+        <w:bidi w:val="0"/>
+        <w:spacing w:lineRule="auto" w:line="276"/>
+        <w:jc w:val="left"/>
+        <w:rPr>
+          <w:rFonts w:ascii="Times New Roman" w:hAnsi="Times New Roman"/>
+        </w:rPr>
+      </w:pPr>
+      <w:r>
+        <w:rPr>
+          <w:rFonts w:ascii="Times New Roman" w:hAnsi="Times New Roman"/>
+        </w:rPr>
+        <w:t>Use every good tool available to you to its maximum potential and know all its uses.</w:t>
+      </w:r>
+    </w:p>
+    <w:p>
+      <w:pPr>
+        <w:pStyle w:val="Normal"/>
+        <w:bidi w:val="0"/>
+        <w:spacing w:lineRule="auto" w:line="276"/>
+        <w:jc w:val="left"/>
+        <w:rPr>
+          <w:rFonts w:ascii="Times New Roman" w:hAnsi="Times New Roman"/>
+        </w:rPr>
+      </w:pPr>
+      <w:r>
+        <w:rPr>
+          <w:rFonts w:ascii="Times New Roman" w:hAnsi="Times New Roman"/>
+        </w:rPr>
+      </w:r>
+    </w:p>
+    <w:p>
+      <w:pPr>
+        <w:pStyle w:val="Normal"/>
+        <w:bidi w:val="0"/>
+        <w:spacing w:lineRule="auto" w:line="276"/>
+        <w:jc w:val="left"/>
+        <w:rPr>
+          <w:rFonts w:ascii="Times New Roman" w:hAnsi="Times New Roman"/>
+        </w:rPr>
+      </w:pPr>
+      <w:r>
+        <w:rPr>
+          <w:rFonts w:ascii="Times New Roman" w:hAnsi="Times New Roman"/>
+        </w:rPr>
+        <w:t>Don’t let fear of failure keep you from attempting. Don’t obey those trying to limit your potential.</w:t>
+      </w:r>
+    </w:p>
+    <w:p>
+      <w:pPr>
+        <w:pStyle w:val="Normal"/>
+        <w:bidi w:val="0"/>
+        <w:spacing w:lineRule="auto" w:line="276"/>
+        <w:jc w:val="left"/>
+        <w:rPr>
+          <w:rFonts w:ascii="Times New Roman" w:hAnsi="Times New Roman"/>
+        </w:rPr>
+      </w:pPr>
+      <w:r>
+        <w:rPr>
+          <w:rFonts w:ascii="Times New Roman" w:hAnsi="Times New Roman"/>
+        </w:rPr>
+      </w:r>
+    </w:p>
+    <w:p>
+      <w:pPr>
+        <w:pStyle w:val="Normal"/>
+        <w:bidi w:val="0"/>
+        <w:spacing w:lineRule="auto" w:line="276"/>
+        <w:jc w:val="left"/>
+        <w:rPr>
+          <w:rFonts w:ascii="Times New Roman" w:hAnsi="Times New Roman"/>
+        </w:rPr>
+      </w:pPr>
+      <w:r>
+        <w:rPr>
+          <w:rFonts w:ascii="Times New Roman" w:hAnsi="Times New Roman"/>
+        </w:rPr>
+        <w:t>If you need to get out of your bed and room and get on with something, make it uncomfortable to be there, (if you have to, you can throw in your face repeatedly all the reasons why your idleness is foolish) and have a specific operational task ready to go. Get ready and go do.</w:t>
+      </w:r>
+    </w:p>
+    <w:p>
+      <w:pPr>
+        <w:pStyle w:val="Normal"/>
+        <w:bidi w:val="0"/>
+        <w:spacing w:lineRule="auto" w:line="276"/>
+        <w:jc w:val="left"/>
+        <w:rPr>
+          <w:rFonts w:ascii="Times New Roman" w:hAnsi="Times New Roman"/>
+        </w:rPr>
+      </w:pPr>
+      <w:r>
+        <w:rPr>
+          <w:rFonts w:ascii="Times New Roman" w:hAnsi="Times New Roman"/>
+        </w:rPr>
+      </w:r>
+    </w:p>
+    <w:p>
+      <w:pPr>
+        <w:pStyle w:val="Normal"/>
+        <w:bidi w:val="0"/>
+        <w:spacing w:lineRule="auto" w:line="276"/>
+        <w:jc w:val="left"/>
+        <w:rPr>
+          <w:rFonts w:ascii="Times New Roman" w:hAnsi="Times New Roman"/>
+        </w:rPr>
+      </w:pPr>
+      <w:r>
+        <w:rPr>
+          <w:rFonts w:ascii="Times New Roman" w:hAnsi="Times New Roman"/>
+        </w:rPr>
+        <w:t>Remember the techniques for delaying gratification. ####</w:t>
+      </w:r>
+    </w:p>
+    <w:p>
+      <w:pPr>
+        <w:pStyle w:val="Normal"/>
+        <w:bidi w:val="0"/>
+        <w:spacing w:lineRule="auto" w:line="276"/>
+        <w:jc w:val="left"/>
+        <w:rPr>
+          <w:rFonts w:ascii="Times New Roman" w:hAnsi="Times New Roman"/>
+        </w:rPr>
+      </w:pPr>
+      <w:r>
+        <w:rPr>
+          <w:rFonts w:ascii="Times New Roman" w:hAnsi="Times New Roman"/>
+        </w:rPr>
+      </w:r>
+    </w:p>
+    <w:p>
+      <w:pPr>
+        <w:pStyle w:val="Normal"/>
+        <w:bidi w:val="0"/>
+        <w:spacing w:lineRule="auto" w:line="276"/>
+        <w:jc w:val="left"/>
+        <w:rPr>
+          <w:rFonts w:ascii="Times New Roman" w:hAnsi="Times New Roman"/>
+        </w:rPr>
+      </w:pPr>
+      <w:r>
+        <w:rPr>
+          <w:rFonts w:ascii="Times New Roman" w:hAnsi="Times New Roman"/>
+        </w:rPr>
+        <w:t xml:space="preserve">Get your mind in the zone; play and flow, gamification. Work becomes something you can bear more easily and often </w:t>
+      </w:r>
+      <w:r>
+        <w:rPr>
+          <w:rFonts w:ascii="Times New Roman" w:hAnsi="Times New Roman"/>
+          <w:i/>
+          <w:iCs/>
+        </w:rPr>
+        <w:t>want</w:t>
+      </w:r>
+      <w:r>
+        <w:rPr>
+          <w:rFonts w:ascii="Times New Roman" w:hAnsi="Times New Roman"/>
+        </w:rPr>
+        <w:t xml:space="preserve"> to do, in this way. ####</w:t>
+      </w:r>
+    </w:p>
+    <w:p>
+      <w:pPr>
+        <w:pStyle w:val="Normal"/>
+        <w:bidi w:val="0"/>
+        <w:spacing w:lineRule="auto" w:line="276"/>
+        <w:jc w:val="left"/>
+        <w:rPr>
+          <w:rFonts w:ascii="Times New Roman" w:hAnsi="Times New Roman"/>
+        </w:rPr>
+      </w:pPr>
+      <w:r>
+        <w:rPr>
+          <w:rFonts w:ascii="Times New Roman" w:hAnsi="Times New Roman"/>
+        </w:rPr>
+      </w:r>
+    </w:p>
+    <w:p>
+      <w:pPr>
+        <w:pStyle w:val="Normal"/>
+        <w:bidi w:val="0"/>
+        <w:spacing w:lineRule="auto" w:line="276"/>
+        <w:jc w:val="left"/>
+        <w:rPr>
+          <w:rFonts w:ascii="Times New Roman" w:hAnsi="Times New Roman"/>
+        </w:rPr>
+      </w:pPr>
+      <w:r>
+        <w:rPr>
+          <w:rFonts w:ascii="Times New Roman" w:hAnsi="Times New Roman"/>
+        </w:rPr>
+        <w:t>Accept when you are in the wrong or at fault immediately.</w:t>
+      </w:r>
+    </w:p>
+    <w:p>
+      <w:pPr>
+        <w:pStyle w:val="Normal"/>
+        <w:bidi w:val="0"/>
+        <w:spacing w:lineRule="auto" w:line="276"/>
+        <w:jc w:val="left"/>
+        <w:rPr>
+          <w:rFonts w:ascii="Times New Roman" w:hAnsi="Times New Roman"/>
+        </w:rPr>
+      </w:pPr>
+      <w:r>
+        <w:rPr>
+          <w:rFonts w:ascii="Times New Roman" w:hAnsi="Times New Roman"/>
+        </w:rPr>
+      </w:r>
+    </w:p>
+    <w:p>
+      <w:pPr>
+        <w:pStyle w:val="Normal"/>
+        <w:bidi w:val="0"/>
+        <w:spacing w:lineRule="auto" w:line="276"/>
+        <w:jc w:val="left"/>
+        <w:rPr>
+          <w:rFonts w:ascii="Times New Roman" w:hAnsi="Times New Roman"/>
+        </w:rPr>
+      </w:pPr>
+      <w:r>
+        <w:rPr>
+          <w:rFonts w:ascii="Times New Roman" w:hAnsi="Times New Roman"/>
+        </w:rPr>
+        <w:t>If you are task-oriented, then one of the chief conditions to keeping you productive and maintaining your momentum is to always have a clear task and objective that you can engage in, front of mind, that supports your long-term goals and direction. The task must follow the rule of the flow state of having the task’s difficulty closely match your skill level. If need be, chunk.</w:t>
+      </w:r>
+    </w:p>
+    <w:p>
+      <w:pPr>
+        <w:pStyle w:val="Normal"/>
+        <w:bidi w:val="0"/>
+        <w:spacing w:lineRule="auto" w:line="276"/>
+        <w:jc w:val="left"/>
+        <w:rPr>
+          <w:rFonts w:ascii="Times New Roman" w:hAnsi="Times New Roman"/>
+        </w:rPr>
+      </w:pPr>
+      <w:r>
+        <w:rPr>
+          <w:rFonts w:ascii="Times New Roman" w:hAnsi="Times New Roman"/>
+        </w:rPr>
+      </w:r>
+    </w:p>
+    <w:p>
+      <w:pPr>
+        <w:pStyle w:val="Normal"/>
+        <w:bidi w:val="0"/>
+        <w:spacing w:lineRule="auto" w:line="276"/>
+        <w:jc w:val="left"/>
+        <w:rPr>
+          <w:rFonts w:ascii="Times New Roman" w:hAnsi="Times New Roman"/>
+        </w:rPr>
+      </w:pPr>
+      <w:r>
+        <w:rPr>
+          <w:rFonts w:ascii="Times New Roman" w:hAnsi="Times New Roman"/>
+        </w:rPr>
+        <w:t>If something is blocking you, see creatively if you can bypass it somehow. [fuse with ‘be unhindered’]</w:t>
+      </w:r>
+    </w:p>
+    <w:p>
+      <w:pPr>
+        <w:pStyle w:val="Normal"/>
+        <w:bidi w:val="0"/>
+        <w:spacing w:lineRule="auto" w:line="276"/>
+        <w:jc w:val="left"/>
+        <w:rPr>
+          <w:rFonts w:ascii="Times New Roman" w:hAnsi="Times New Roman"/>
+        </w:rPr>
+      </w:pPr>
+      <w:r>
+        <w:rPr>
+          <w:rFonts w:ascii="Times New Roman" w:hAnsi="Times New Roman"/>
+        </w:rPr>
+      </w:r>
+    </w:p>
+    <w:p>
+      <w:pPr>
+        <w:pStyle w:val="Normal"/>
+        <w:bidi w:val="0"/>
+        <w:spacing w:lineRule="auto" w:line="276"/>
+        <w:jc w:val="left"/>
+        <w:rPr>
+          <w:rFonts w:ascii="Times New Roman" w:hAnsi="Times New Roman"/>
+        </w:rPr>
+      </w:pPr>
+      <w:r>
+        <w:rPr>
+          <w:rFonts w:ascii="Times New Roman" w:hAnsi="Times New Roman"/>
+        </w:rPr>
+        <w:t>The engagement in a work entails a constant, strategic neglecting of specific activities based on their contribution to the work, the principles of opportunity-cost and cost-benefit analysis, and their impact on personal performance, and the principles of righteousness and alignment with the greatest good.</w:t>
+      </w:r>
+    </w:p>
+    <w:p>
+      <w:pPr>
+        <w:pStyle w:val="Normal"/>
+        <w:bidi w:val="0"/>
+        <w:spacing w:lineRule="auto" w:line="276"/>
+        <w:jc w:val="left"/>
+        <w:rPr>
+          <w:rFonts w:ascii="Times New Roman" w:hAnsi="Times New Roman"/>
+        </w:rPr>
+      </w:pPr>
+      <w:r>
+        <w:rPr>
+          <w:rFonts w:ascii="Times New Roman" w:hAnsi="Times New Roman"/>
+        </w:rPr>
+      </w:r>
+    </w:p>
+    <w:p>
+      <w:pPr>
+        <w:pStyle w:val="Normal"/>
+        <w:bidi w:val="0"/>
+        <w:spacing w:lineRule="auto" w:line="276"/>
+        <w:jc w:val="left"/>
+        <w:rPr>
+          <w:rFonts w:ascii="Times New Roman" w:hAnsi="Times New Roman"/>
+        </w:rPr>
+      </w:pPr>
+      <w:r>
+        <w:rPr>
+          <w:rFonts w:ascii="Times New Roman" w:hAnsi="Times New Roman"/>
+        </w:rPr>
+        <w:t>You will never lack spirit if you learn to tap into the aether. You will never stay lost for long if you learn to re-find true north by yourself. [fuse with freethink] Don’t let others think for you, that is foolish.</w:t>
+      </w:r>
+    </w:p>
+    <w:p>
+      <w:pPr>
+        <w:pStyle w:val="Normal"/>
+        <w:bidi w:val="0"/>
+        <w:spacing w:lineRule="auto" w:line="276"/>
+        <w:jc w:val="left"/>
+        <w:rPr>
+          <w:rFonts w:ascii="Times New Roman" w:hAnsi="Times New Roman"/>
+        </w:rPr>
+      </w:pPr>
+      <w:r>
+        <w:rPr>
+          <w:rFonts w:ascii="Times New Roman" w:hAnsi="Times New Roman"/>
+        </w:rPr>
+      </w:r>
+    </w:p>
+    <w:p>
+      <w:pPr>
+        <w:pStyle w:val="Normal"/>
+        <w:bidi w:val="0"/>
+        <w:spacing w:lineRule="auto" w:line="276"/>
+        <w:jc w:val="left"/>
+        <w:rPr>
+          <w:rFonts w:ascii="Times New Roman" w:hAnsi="Times New Roman"/>
+        </w:rPr>
+      </w:pPr>
+      <w:r>
+        <w:rPr>
+          <w:rFonts w:ascii="Times New Roman" w:hAnsi="Times New Roman"/>
+        </w:rPr>
+        <w:t>Beg for patience towards others. Remember your imperfections.</w:t>
+      </w:r>
+    </w:p>
+    <w:p>
+      <w:pPr>
+        <w:pStyle w:val="Normal"/>
+        <w:bidi w:val="0"/>
+        <w:spacing w:lineRule="auto" w:line="276"/>
+        <w:jc w:val="left"/>
+        <w:rPr>
+          <w:rFonts w:ascii="Times New Roman" w:hAnsi="Times New Roman"/>
+        </w:rPr>
+      </w:pPr>
+      <w:r>
+        <w:rPr>
+          <w:rFonts w:ascii="Times New Roman" w:hAnsi="Times New Roman"/>
+        </w:rPr>
+      </w:r>
+    </w:p>
+    <w:p>
+      <w:pPr>
+        <w:pStyle w:val="Normal"/>
+        <w:bidi w:val="0"/>
+        <w:spacing w:lineRule="auto" w:line="276"/>
+        <w:jc w:val="left"/>
+        <w:rPr>
+          <w:rFonts w:ascii="Times New Roman" w:hAnsi="Times New Roman"/>
+        </w:rPr>
+      </w:pPr>
+      <w:r>
+        <w:rPr>
+          <w:rFonts w:ascii="Times New Roman" w:hAnsi="Times New Roman"/>
+        </w:rPr>
+        <w:t>Remember. Appreciate.</w:t>
+      </w:r>
+    </w:p>
+    <w:p>
+      <w:pPr>
+        <w:pStyle w:val="Normal"/>
+        <w:bidi w:val="0"/>
+        <w:spacing w:lineRule="auto" w:line="276"/>
+        <w:jc w:val="left"/>
+        <w:rPr>
+          <w:rFonts w:ascii="Times New Roman" w:hAnsi="Times New Roman"/>
+        </w:rPr>
+      </w:pPr>
+      <w:r>
+        <w:rPr>
+          <w:rFonts w:ascii="Times New Roman" w:hAnsi="Times New Roman"/>
+        </w:rPr>
+      </w:r>
+    </w:p>
+    <w:p>
+      <w:pPr>
+        <w:pStyle w:val="Normal"/>
+        <w:bidi w:val="0"/>
+        <w:spacing w:lineRule="auto" w:line="276"/>
+        <w:jc w:val="left"/>
+        <w:rPr>
+          <w:rFonts w:ascii="Times New Roman" w:hAnsi="Times New Roman"/>
+        </w:rPr>
+      </w:pPr>
+      <w:r>
+        <w:rPr>
+          <w:rFonts w:ascii="Times New Roman" w:hAnsi="Times New Roman"/>
+        </w:rPr>
+        <w:t>Avoid lying.</w:t>
+      </w:r>
+    </w:p>
+    <w:p>
+      <w:pPr>
+        <w:pStyle w:val="Normal"/>
+        <w:bidi w:val="0"/>
+        <w:spacing w:lineRule="auto" w:line="276"/>
+        <w:jc w:val="left"/>
+        <w:rPr>
+          <w:rFonts w:ascii="Times New Roman" w:hAnsi="Times New Roman"/>
+        </w:rPr>
+      </w:pPr>
+      <w:r>
+        <w:rPr>
+          <w:rFonts w:ascii="Times New Roman" w:hAnsi="Times New Roman"/>
+        </w:rPr>
+      </w:r>
+    </w:p>
+    <w:p>
+      <w:pPr>
+        <w:pStyle w:val="Normal"/>
+        <w:bidi w:val="0"/>
+        <w:spacing w:lineRule="auto" w:line="276"/>
+        <w:jc w:val="left"/>
+        <w:rPr>
+          <w:rFonts w:ascii="Times New Roman" w:hAnsi="Times New Roman"/>
+        </w:rPr>
+      </w:pPr>
+      <w:r>
+        <w:rPr>
+          <w:rFonts w:ascii="Times New Roman" w:hAnsi="Times New Roman"/>
+        </w:rPr>
+        <w:t>My progress depends on your progress. If I cause myself to emanate positivity and constructivism in others, we win together.</w:t>
+      </w:r>
+    </w:p>
+    <w:p>
+      <w:pPr>
+        <w:pStyle w:val="Normal"/>
+        <w:bidi w:val="0"/>
+        <w:spacing w:lineRule="auto" w:line="276"/>
+        <w:jc w:val="left"/>
+        <w:rPr>
+          <w:rFonts w:ascii="Times New Roman" w:hAnsi="Times New Roman"/>
+        </w:rPr>
+      </w:pPr>
+      <w:r>
+        <w:rPr>
+          <w:rFonts w:ascii="Times New Roman" w:hAnsi="Times New Roman"/>
+        </w:rPr>
+      </w:r>
+    </w:p>
+    <w:p>
+      <w:pPr>
+        <w:pStyle w:val="Normal"/>
+        <w:bidi w:val="0"/>
+        <w:spacing w:lineRule="auto" w:line="276"/>
+        <w:jc w:val="left"/>
+        <w:rPr>
+          <w:rFonts w:ascii="Times New Roman" w:hAnsi="Times New Roman"/>
+        </w:rPr>
+      </w:pPr>
+      <w:r>
+        <w:rPr>
+          <w:rFonts w:ascii="Times New Roman" w:hAnsi="Times New Roman"/>
+        </w:rPr>
+        <w:t>Seek to find systematic solutions and optimal ways of doing things.</w:t>
+      </w:r>
+    </w:p>
+    <w:p>
+      <w:pPr>
+        <w:pStyle w:val="Normal"/>
+        <w:bidi w:val="0"/>
+        <w:spacing w:lineRule="auto" w:line="276"/>
+        <w:jc w:val="left"/>
+        <w:rPr>
+          <w:rFonts w:ascii="Times New Roman" w:hAnsi="Times New Roman"/>
+        </w:rPr>
+      </w:pPr>
+      <w:r>
+        <w:rPr>
+          <w:rFonts w:ascii="Times New Roman" w:hAnsi="Times New Roman"/>
+        </w:rPr>
+      </w:r>
+    </w:p>
+    <w:p>
+      <w:pPr>
+        <w:pStyle w:val="Normal"/>
+        <w:bidi w:val="0"/>
+        <w:spacing w:lineRule="auto" w:line="276"/>
+        <w:jc w:val="left"/>
+        <w:rPr>
+          <w:rFonts w:ascii="Times New Roman" w:hAnsi="Times New Roman"/>
+        </w:rPr>
+      </w:pPr>
+      <w:r>
+        <w:rPr>
+          <w:rFonts w:ascii="Times New Roman" w:hAnsi="Times New Roman"/>
+        </w:rPr>
+        <w:t>Value your mind’s auto-regulator like you value oxygen and keep it proactive. Silence yourself from time to time and listen for its advice. It’s free.</w:t>
+      </w:r>
+    </w:p>
+    <w:p>
+      <w:pPr>
+        <w:pStyle w:val="Normal"/>
+        <w:bidi w:val="0"/>
+        <w:spacing w:lineRule="auto" w:line="276"/>
+        <w:jc w:val="left"/>
+        <w:rPr>
+          <w:rFonts w:ascii="Times New Roman" w:hAnsi="Times New Roman"/>
+        </w:rPr>
+      </w:pPr>
+      <w:r>
+        <w:rPr>
+          <w:rFonts w:ascii="Times New Roman" w:hAnsi="Times New Roman"/>
+        </w:rPr>
+      </w:r>
+    </w:p>
+    <w:p>
+      <w:pPr>
+        <w:pStyle w:val="Normal"/>
+        <w:bidi w:val="0"/>
+        <w:spacing w:lineRule="auto" w:line="276"/>
+        <w:jc w:val="left"/>
+        <w:rPr>
+          <w:rFonts w:ascii="Times New Roman" w:hAnsi="Times New Roman"/>
+          <w:highlight w:val="none"/>
+          <w:shd w:fill="55308D" w:val="clear"/>
+        </w:rPr>
+      </w:pPr>
+      <w:r>
+        <w:rPr>
+          <w:rFonts w:ascii="Times New Roman" w:hAnsi="Times New Roman"/>
+          <w:shd w:fill="55308D" w:val="clear"/>
+        </w:rPr>
+        <w:t>Where success is needed most pressingly, devote time and apply effort immediately.</w:t>
       </w:r>
     </w:p>
     <w:p>
@@ -10518,19 +12103,20 @@
         <w:spacing w:lineRule="auto" w:line="276"/>
         <w:jc w:val="left"/>
         <w:rPr>
-          <w:rFonts w:ascii="Times New Roman" w:hAnsi="Times New Roman"/>
-        </w:rPr>
-      </w:pPr>
-      <w:r>
-        <w:rPr>
-          <w:rFonts w:ascii="Times New Roman" w:hAnsi="Times New Roman"/>
-          <w:b w:val="false"/>
-          <w:bCs w:val="false"/>
-          <w:color w:val="000000"/>
-          <w:sz w:val="24"/>
-          <w:szCs w:val="24"/>
-          <w:u w:val="none"/>
-          <w:shd w:fill="auto" w:val="clear"/>
+          <w:highlight w:val="none"/>
+          <w:shd w:fill="FFBF00" w:val="clear"/>
+        </w:rPr>
+      </w:pPr>
+      <w:r>
+        <w:rPr>
+          <w:rFonts w:ascii="Times New Roman" w:hAnsi="Times New Roman"/>
+          <w:b w:val="false"/>
+          <w:bCs w:val="false"/>
+          <w:color w:val="000000"/>
+          <w:sz w:val="24"/>
+          <w:szCs w:val="24"/>
+          <w:u w:val="none"/>
+          <w:shd w:fill="FFBF00" w:val="clear"/>
         </w:rPr>
         <w:t>Discretion</w:t>
       </w:r>
@@ -12801,6 +14387,38 @@
         <w:jc w:val="left"/>
         <w:rPr>
           <w:rFonts w:ascii="Times New Roman" w:hAnsi="Times New Roman"/>
+          <w:b w:val="false"/>
+          <w:bCs w:val="false"/>
+          <w:color w:val="000000"/>
+          <w:sz w:val="24"/>
+          <w:szCs w:val="24"/>
+          <w:highlight w:val="none"/>
+          <w:u w:val="none"/>
+          <w:shd w:fill="FFBF00" w:val="clear"/>
+        </w:rPr>
+      </w:pPr>
+      <w:r>
+        <w:rPr>
+          <w:rFonts w:ascii="Times New Roman" w:hAnsi="Times New Roman"/>
+          <w:b w:val="false"/>
+          <w:bCs w:val="false"/>
+          <w:color w:val="000000"/>
+          <w:sz w:val="24"/>
+          <w:szCs w:val="24"/>
+          <w:u w:val="none"/>
+          <w:shd w:fill="FFBF00" w:val="clear"/>
+        </w:rPr>
+        <w:t>Impartial</w:t>
+      </w:r>
+    </w:p>
+    <w:p>
+      <w:pPr>
+        <w:pStyle w:val="Normal"/>
+        <w:bidi w:val="0"/>
+        <w:spacing w:lineRule="auto" w:line="276"/>
+        <w:jc w:val="left"/>
+        <w:rPr>
+          <w:rFonts w:ascii="Times New Roman" w:hAnsi="Times New Roman"/>
         </w:rPr>
       </w:pPr>
       <w:r>
@@ -16979,19 +18597,20 @@
         <w:spacing w:lineRule="auto" w:line="276"/>
         <w:jc w:val="left"/>
         <w:rPr>
-          <w:rFonts w:ascii="Times New Roman" w:hAnsi="Times New Roman"/>
-        </w:rPr>
-      </w:pPr>
-      <w:r>
-        <w:rPr>
-          <w:rFonts w:ascii="Times New Roman" w:hAnsi="Times New Roman"/>
-          <w:b w:val="false"/>
-          <w:bCs w:val="false"/>
-          <w:color w:val="000000"/>
-          <w:sz w:val="24"/>
-          <w:szCs w:val="24"/>
-          <w:u w:val="none"/>
-          <w:shd w:fill="auto" w:val="clear"/>
+          <w:highlight w:val="none"/>
+          <w:shd w:fill="FFBF00" w:val="clear"/>
+        </w:rPr>
+      </w:pPr>
+      <w:r>
+        <w:rPr>
+          <w:rFonts w:ascii="Times New Roman" w:hAnsi="Times New Roman"/>
+          <w:b w:val="false"/>
+          <w:bCs w:val="false"/>
+          <w:color w:val="000000"/>
+          <w:sz w:val="24"/>
+          <w:szCs w:val="24"/>
+          <w:u w:val="none"/>
+          <w:shd w:fill="FFBF00" w:val="clear"/>
         </w:rPr>
         <w:t>Restraint</w:t>
       </w:r>
@@ -17363,19 +18982,20 @@
         <w:spacing w:lineRule="auto" w:line="276"/>
         <w:jc w:val="left"/>
         <w:rPr>
-          <w:rFonts w:ascii="Times New Roman" w:hAnsi="Times New Roman"/>
-        </w:rPr>
-      </w:pPr>
-      <w:r>
-        <w:rPr>
-          <w:rFonts w:ascii="Times New Roman" w:hAnsi="Times New Roman"/>
-          <w:b w:val="false"/>
-          <w:bCs w:val="false"/>
-          <w:color w:val="000000"/>
-          <w:sz w:val="24"/>
-          <w:szCs w:val="24"/>
-          <w:u w:val="none"/>
-          <w:shd w:fill="auto" w:val="clear"/>
+          <w:highlight w:val="none"/>
+          <w:shd w:fill="FFBF00" w:val="clear"/>
+        </w:rPr>
+      </w:pPr>
+      <w:r>
+        <w:rPr>
+          <w:rFonts w:ascii="Times New Roman" w:hAnsi="Times New Roman"/>
+          <w:b w:val="false"/>
+          <w:bCs w:val="false"/>
+          <w:color w:val="000000"/>
+          <w:sz w:val="24"/>
+          <w:szCs w:val="24"/>
+          <w:u w:val="none"/>
+          <w:shd w:fill="FFBF00" w:val="clear"/>
         </w:rPr>
         <w:t>Self-forgetfulness</w:t>
       </w:r>
@@ -21408,8 +23028,8 @@
       <w:bCs/>
     </w:rPr>
   </w:style>
-  <w:style w:type="character" w:styleId="Bullets">
-    <w:name w:val="Bullets"/>
+  <w:style w:type="character" w:styleId="Bulletsuser">
+    <w:name w:val="Bullets (user)"/>
     <w:qFormat/>
     <w:rPr>
       <w:rFonts w:ascii="OpenSymbol" w:hAnsi="OpenSymbol" w:eastAsia="OpenSymbol" w:cs="OpenSymbol"/>
